--- a/book_sm_epub/tools/epubtxtproc/doc/epubtxtproc.docx
+++ b/book_sm_epub/tools/epubtxtproc/doc/epubtxtproc.docx
@@ -207,8 +207,13 @@
           <w:numId w:val="3"/>
         </w:numPr>
       </w:pPr>
-      <w:r>
-        <w:t>Adjusts the table of contents to include the include the index.</w:t>
+      <w:proofErr w:type="gramStart"/>
+      <w:r>
+        <w:t>Adjusts</w:t>
+      </w:r>
+      <w:proofErr w:type="gramEnd"/>
+      <w:r>
+        <w:t xml:space="preserve"> the table of contents to include the include the index.</w:t>
       </w:r>
     </w:p>
     <w:p>
@@ -372,6 +377,19 @@
       </w:r>
     </w:p>
     <w:p>
+      <w:r>
+        <w:t xml:space="preserve">In the event of any error or unexpected condition, the program terminates, likely with incomplete output.  This is done to prevent </w:t>
+      </w:r>
+      <w:proofErr w:type="gramStart"/>
+      <w:r>
+        <w:t>overwrite of</w:t>
+      </w:r>
+      <w:proofErr w:type="gramEnd"/>
+      <w:r>
+        <w:t xml:space="preserve"> data or other harm.</w:t>
+      </w:r>
+    </w:p>
+    <w:p>
       <w:pPr>
         <w:pStyle w:val="Heading1"/>
       </w:pPr>
@@ -445,6 +463,7 @@
         <w:pStyle w:val="Heading2"/>
       </w:pPr>
       <w:r>
+        <w:lastRenderedPageBreak/>
         <w:t>General Options</w:t>
       </w:r>
     </w:p>
@@ -462,7 +481,6 @@
       </w:pPr>
       <w:proofErr w:type="spellStart"/>
       <w:r>
-        <w:lastRenderedPageBreak/>
         <w:t>debug_level</w:t>
       </w:r>
       <w:proofErr w:type="spellEnd"/>
@@ -489,7 +507,15 @@
         </w:numPr>
       </w:pPr>
       <w:r>
-        <w:t>0 (default) : terse.</w:t>
+        <w:t>0 (default</w:t>
+      </w:r>
+      <w:proofErr w:type="gramStart"/>
+      <w:r>
+        <w:t>) :</w:t>
+      </w:r>
+      <w:proofErr w:type="gramEnd"/>
+      <w:r>
+        <w:t xml:space="preserve"> terse.</w:t>
       </w:r>
     </w:p>
     <w:p>
@@ -500,8 +526,13 @@
           <w:numId w:val="6"/>
         </w:numPr>
       </w:pPr>
-      <w:r>
-        <w:t>1 : some extra information printed.</w:t>
+      <w:proofErr w:type="gramStart"/>
+      <w:r>
+        <w:t>1 :</w:t>
+      </w:r>
+      <w:proofErr w:type="gramEnd"/>
+      <w:r>
+        <w:t xml:space="preserve"> some extra information printed.</w:t>
       </w:r>
     </w:p>
     <w:p>
@@ -512,8 +543,13 @@
           <w:numId w:val="6"/>
         </w:numPr>
       </w:pPr>
-      <w:r>
-        <w:t>2 : more extra information printed.</w:t>
+      <w:proofErr w:type="gramStart"/>
+      <w:r>
+        <w:t>2 :</w:t>
+      </w:r>
+      <w:proofErr w:type="gramEnd"/>
+      <w:r>
+        <w:t xml:space="preserve"> more extra information printed.</w:t>
       </w:r>
     </w:p>
     <w:p>
@@ -524,8 +560,13 @@
           <w:numId w:val="6"/>
         </w:numPr>
       </w:pPr>
-      <w:r>
-        <w:t>3 : detailed information printed.</w:t>
+      <w:proofErr w:type="gramStart"/>
+      <w:r>
+        <w:t>3 :</w:t>
+      </w:r>
+      <w:proofErr w:type="gramEnd"/>
+      <w:r>
+        <w:t xml:space="preserve"> detailed information printed.</w:t>
       </w:r>
     </w:p>
     <w:p>
@@ -536,8 +577,13 @@
           <w:numId w:val="6"/>
         </w:numPr>
       </w:pPr>
-      <w:r>
-        <w:t>4 : very detailed information printed.</w:t>
+      <w:proofErr w:type="gramStart"/>
+      <w:r>
+        <w:t>4 :</w:t>
+      </w:r>
+      <w:proofErr w:type="gramEnd"/>
+      <w:r>
+        <w:t xml:space="preserve"> very detailed information printed.</w:t>
       </w:r>
     </w:p>
     <w:p>
@@ -567,92 +613,535 @@
       </w:r>
     </w:p>
     <w:p>
-      <w:r>
-        <w:t xml:space="preserve">Options Common to </w:t>
-      </w:r>
+      <w:pPr>
+        <w:pStyle w:val="Heading2"/>
+      </w:pPr>
+      <w:proofErr w:type="spellStart"/>
+      <w:r>
+        <w:t>epub_options</w:t>
+      </w:r>
+      <w:proofErr w:type="spellEnd"/>
+      <w:r>
+        <w:t xml:space="preserve">, </w:t>
+      </w:r>
+      <w:proofErr w:type="spellStart"/>
+      <w:r>
+        <w:t>latex_options</w:t>
+      </w:r>
+      <w:proofErr w:type="spellEnd"/>
+      <w:r>
+        <w:t xml:space="preserve">, </w:t>
+      </w:r>
+      <w:proofErr w:type="spellStart"/>
+      <w:r>
+        <w:t>html_options</w:t>
+      </w:r>
+      <w:proofErr w:type="spellEnd"/>
+    </w:p>
+    <w:p>
+      <w:proofErr w:type="spellStart"/>
+      <w:r>
+        <w:t>epub_options</w:t>
+      </w:r>
+      <w:proofErr w:type="spellEnd"/>
+      <w:r>
+        <w:t xml:space="preserve">, </w:t>
+      </w:r>
+      <w:proofErr w:type="spellStart"/>
+      <w:r>
+        <w:t>latex_options</w:t>
+      </w:r>
+      <w:proofErr w:type="spellEnd"/>
+      <w:r>
+        <w:t xml:space="preserve">, and </w:t>
+      </w:r>
+      <w:proofErr w:type="spellStart"/>
+      <w:r>
+        <w:t>html_options</w:t>
+      </w:r>
+      <w:proofErr w:type="spellEnd"/>
+      <w:r>
+        <w:t xml:space="preserve"> are lists that specify the options to use for </w:t>
+      </w:r>
+      <w:proofErr w:type="spellStart"/>
+      <w:r>
+        <w:t>epub</w:t>
+      </w:r>
+      <w:proofErr w:type="spellEnd"/>
+      <w:r>
+        <w:t xml:space="preserve"> conversion, LaTeX conversion, and HTML conversion.</w:t>
+      </w:r>
+    </w:p>
+    <w:p>
+      <w:r>
+        <w:t>If any of these lists are omitted, the program will not attempt conversion to the respective format.  If none of these lists are present, the program will not attempt any conversion.</w:t>
+      </w:r>
+    </w:p>
+    <w:p>
+      <w:r>
+        <w:t>The elements in the list are divided into two categories</w:t>
+      </w:r>
+      <w:r>
+        <w:t>:</w:t>
+      </w:r>
+    </w:p>
+    <w:p>
+      <w:pPr>
+        <w:pStyle w:val="ListParagraph"/>
+        <w:numPr>
+          <w:ilvl w:val="0"/>
+          <w:numId w:val="7"/>
+        </w:numPr>
+      </w:pPr>
+      <w:r>
+        <w:t>Options that are common to more than one conversion format (typically, all).</w:t>
+      </w:r>
+    </w:p>
+    <w:p>
+      <w:pPr>
+        <w:pStyle w:val="ListParagraph"/>
+        <w:numPr>
+          <w:ilvl w:val="0"/>
+          <w:numId w:val="7"/>
+        </w:numPr>
+      </w:pPr>
+      <w:r>
+        <w:t xml:space="preserve">Options that are specific to only one conversion </w:t>
+      </w:r>
+      <w:proofErr w:type="gramStart"/>
+      <w:r>
+        <w:t>formats</w:t>
+      </w:r>
+      <w:proofErr w:type="gramEnd"/>
+      <w:r>
+        <w:t>.</w:t>
+      </w:r>
+    </w:p>
+    <w:p>
+      <w:pPr>
+        <w:pStyle w:val="Heading3"/>
+      </w:pPr>
+      <w:r>
+        <w:t>Common Conversion Options</w:t>
+      </w:r>
+    </w:p>
+    <w:p>
+      <w:pPr>
+        <w:pStyle w:val="Heading4"/>
+      </w:pPr>
+      <w:proofErr w:type="spellStart"/>
+      <w:r>
+        <w:t>base_output_directory</w:t>
+      </w:r>
+      <w:proofErr w:type="spellEnd"/>
+    </w:p>
+    <w:p>
+      <w:r>
+        <w:t>The base directory where output of the specific type should be placed.</w:t>
+      </w:r>
+      <w:r>
+        <w:t xml:space="preserve">  This may be an absolute or relative path.  If it is relative, it is relative to the working directory from which the Python script is launched.</w:t>
+      </w:r>
+    </w:p>
+    <w:p>
+      <w:pPr>
+        <w:pStyle w:val="Heading4"/>
+      </w:pPr>
+      <w:proofErr w:type="spellStart"/>
+      <w:r>
+        <w:t>base_input_directory</w:t>
+      </w:r>
+      <w:proofErr w:type="spellEnd"/>
     </w:p>
     <w:p/>
+    <w:p>
+      <w:pPr>
+        <w:pStyle w:val="Heading4"/>
+      </w:pPr>
+      <w:proofErr w:type="spellStart"/>
+      <w:r>
+        <w:t>cover_graphic</w:t>
+      </w:r>
+      <w:proofErr w:type="spellEnd"/>
+    </w:p>
+    <w:p>
+      <w:r>
+        <w:t>Optional.</w:t>
+      </w:r>
+    </w:p>
+    <w:p>
+      <w:r>
+        <w:lastRenderedPageBreak/>
+        <w:t xml:space="preserve">For </w:t>
+      </w:r>
+      <w:proofErr w:type="spellStart"/>
+      <w:r>
+        <w:t>epub</w:t>
+      </w:r>
+      <w:proofErr w:type="spellEnd"/>
+      <w:r>
+        <w:t xml:space="preserve"> generation, path to the file that should be used as the cover graphic.</w:t>
+      </w:r>
+    </w:p>
+    <w:p>
+      <w:r>
+        <w:t>For HTML generation, path to the file that should be used at the start of the document.</w:t>
+      </w:r>
+    </w:p>
+    <w:p>
+      <w:pPr>
+        <w:pStyle w:val="Heading4"/>
+      </w:pPr>
+      <w:r>
+        <w:t>title</w:t>
+      </w:r>
+    </w:p>
+    <w:p>
+      <w:r>
+        <w:t>The title of the work.  A newline in the title is interpreted as a title in larger font and a subtitle in smaller font.</w:t>
+      </w:r>
+    </w:p>
+    <w:p>
+      <w:pPr>
+        <w:pStyle w:val="Heading4"/>
+      </w:pPr>
+      <w:proofErr w:type="spellStart"/>
+      <w:r>
+        <w:t>content</w:t>
+      </w:r>
+      <w:r>
+        <w:t>_list</w:t>
+      </w:r>
+      <w:proofErr w:type="spellEnd"/>
+    </w:p>
+    <w:p>
+      <w:r>
+        <w:t xml:space="preserve">A list of the content </w:t>
+      </w:r>
+      <w:proofErr w:type="gramStart"/>
+      <w:r>
+        <w:t>in</w:t>
+      </w:r>
+      <w:proofErr w:type="gramEnd"/>
+      <w:r>
+        <w:t xml:space="preserve"> the work.  Each item of content should have the following fields.</w:t>
+      </w:r>
+    </w:p>
+    <w:p>
+      <w:pPr>
+        <w:pStyle w:val="ListParagraph"/>
+        <w:numPr>
+          <w:ilvl w:val="0"/>
+          <w:numId w:val="8"/>
+        </w:numPr>
+      </w:pPr>
+      <w:r>
+        <w:t>type</w:t>
+      </w:r>
+    </w:p>
+    <w:p>
+      <w:pPr>
+        <w:pStyle w:val="ListParagraph"/>
+        <w:numPr>
+          <w:ilvl w:val="1"/>
+          <w:numId w:val="8"/>
+        </w:numPr>
+      </w:pPr>
+      <w:r>
+        <w:t>P = preface</w:t>
+      </w:r>
+    </w:p>
+    <w:p>
+      <w:pPr>
+        <w:pStyle w:val="ListParagraph"/>
+        <w:numPr>
+          <w:ilvl w:val="1"/>
+          <w:numId w:val="8"/>
+        </w:numPr>
+      </w:pPr>
+      <w:r>
+        <w:t>A = acknowledgements</w:t>
+      </w:r>
+    </w:p>
+    <w:p>
+      <w:pPr>
+        <w:pStyle w:val="ListParagraph"/>
+        <w:numPr>
+          <w:ilvl w:val="1"/>
+          <w:numId w:val="8"/>
+        </w:numPr>
+      </w:pPr>
+      <w:r>
+        <w:t>F = list of figures</w:t>
+      </w:r>
+    </w:p>
+    <w:p>
+      <w:pPr>
+        <w:pStyle w:val="ListParagraph"/>
+        <w:numPr>
+          <w:ilvl w:val="1"/>
+          <w:numId w:val="8"/>
+        </w:numPr>
+      </w:pPr>
+      <w:r>
+        <w:t>T = list of tables</w:t>
+      </w:r>
+    </w:p>
+    <w:p>
+      <w:pPr>
+        <w:pStyle w:val="ListParagraph"/>
+        <w:numPr>
+          <w:ilvl w:val="1"/>
+          <w:numId w:val="8"/>
+        </w:numPr>
+      </w:pPr>
+      <w:r>
+        <w:t>C = chapter</w:t>
+      </w:r>
+    </w:p>
+    <w:p>
+      <w:pPr>
+        <w:pStyle w:val="ListParagraph"/>
+        <w:numPr>
+          <w:ilvl w:val="1"/>
+          <w:numId w:val="8"/>
+        </w:numPr>
+      </w:pPr>
+      <w:r>
+        <w:t>R = part separator</w:t>
+      </w:r>
+    </w:p>
+    <w:p>
+      <w:pPr>
+        <w:pStyle w:val="ListParagraph"/>
+        <w:numPr>
+          <w:ilvl w:val="1"/>
+          <w:numId w:val="8"/>
+        </w:numPr>
+      </w:pPr>
+      <w:r>
+        <w:t>F = list of references</w:t>
+      </w:r>
+    </w:p>
+    <w:p>
+      <w:pPr>
+        <w:pStyle w:val="ListParagraph"/>
+        <w:numPr>
+          <w:ilvl w:val="1"/>
+          <w:numId w:val="8"/>
+        </w:numPr>
+      </w:pPr>
+      <w:r>
+        <w:t>I = index</w:t>
+      </w:r>
+    </w:p>
+    <w:p>
+      <w:pPr>
+        <w:pStyle w:val="ListParagraph"/>
+        <w:numPr>
+          <w:ilvl w:val="0"/>
+          <w:numId w:val="8"/>
+        </w:numPr>
+      </w:pPr>
+      <w:proofErr w:type="spellStart"/>
+      <w:r>
+        <w:t>input_file</w:t>
+      </w:r>
+      <w:proofErr w:type="spellEnd"/>
+    </w:p>
+    <w:p>
+      <w:pPr>
+        <w:pStyle w:val="ListParagraph"/>
+        <w:numPr>
+          <w:ilvl w:val="1"/>
+          <w:numId w:val="8"/>
+        </w:numPr>
+      </w:pPr>
+      <w:r>
+        <w:t>The file from which to read the input, agnostic markup.</w:t>
+      </w:r>
+    </w:p>
+    <w:p>
+      <w:pPr>
+        <w:pStyle w:val="ListParagraph"/>
+        <w:numPr>
+          <w:ilvl w:val="0"/>
+          <w:numId w:val="8"/>
+        </w:numPr>
+      </w:pPr>
+      <w:proofErr w:type="spellStart"/>
+      <w:r>
+        <w:t>output_file</w:t>
+      </w:r>
+      <w:proofErr w:type="spellEnd"/>
+    </w:p>
+    <w:p>
+      <w:pPr>
+        <w:pStyle w:val="ListParagraph"/>
+        <w:numPr>
+          <w:ilvl w:val="1"/>
+          <w:numId w:val="8"/>
+        </w:numPr>
+      </w:pPr>
+      <w:r>
+        <w:t>The file into which to place the corresponding output.</w:t>
+      </w:r>
+    </w:p>
+    <w:p>
+      <w:pPr>
+        <w:pStyle w:val="Heading3"/>
+      </w:pPr>
+      <w:proofErr w:type="spellStart"/>
+      <w:r>
+        <w:t>e</w:t>
+      </w:r>
+      <w:r>
+        <w:t>pub</w:t>
+      </w:r>
+      <w:proofErr w:type="spellEnd"/>
+      <w:r>
+        <w:t>-Specific Conversion Options</w:t>
+      </w:r>
+    </w:p>
+    <w:p>
+      <w:r>
+        <w:t>TBD.</w:t>
+      </w:r>
+    </w:p>
+    <w:p>
+      <w:pPr>
+        <w:pStyle w:val="Heading3"/>
+      </w:pPr>
+      <w:r>
+        <w:t>LaTeX-Specific Conversion Options</w:t>
+      </w:r>
+    </w:p>
+    <w:p>
+      <w:r>
+        <w:t>TBD.</w:t>
+      </w:r>
+    </w:p>
+    <w:p>
+      <w:pPr>
+        <w:pStyle w:val="Heading3"/>
+      </w:pPr>
+      <w:r>
+        <w:t>HTML-Specific Conversion Options</w:t>
+      </w:r>
+    </w:p>
+    <w:p>
+      <w:r>
+        <w:t>TBD.</w:t>
+      </w:r>
+    </w:p>
     <w:p/>
+    <w:p>
+      <w:proofErr w:type="spellStart"/>
+      <w:r>
+        <w:t>xmas</w:t>
+      </w:r>
+      <w:proofErr w:type="spellEnd"/>
+      <w:r>
+        <w:t>-</w:t>
+      </w:r>
+      <w:proofErr w:type="gramStart"/>
+      <w:r>
+        <w:t>fifth-day</w:t>
+      </w:r>
+      <w:proofErr w:type="gramEnd"/>
+      <w:r>
+        <w:t>:</w:t>
+      </w:r>
+    </w:p>
+    <w:p>
+      <w:r>
+        <w:t xml:space="preserve">   </w:t>
+      </w:r>
+      <w:proofErr w:type="gramStart"/>
+      <w:r>
+        <w:t>calling-birds</w:t>
+      </w:r>
+      <w:proofErr w:type="gramEnd"/>
+      <w:r>
+        <w:t>: four</w:t>
+      </w:r>
+    </w:p>
+    <w:p>
+      <w:r>
+        <w:t xml:space="preserve">   </w:t>
+      </w:r>
+      <w:proofErr w:type="spellStart"/>
+      <w:r>
+        <w:t>french</w:t>
+      </w:r>
+      <w:proofErr w:type="spellEnd"/>
+      <w:r>
+        <w:t>-hens: 3</w:t>
+      </w:r>
+    </w:p>
+    <w:p>
+      <w:r>
+        <w:t xml:space="preserve">   </w:t>
+      </w:r>
+      <w:proofErr w:type="gramStart"/>
+      <w:r>
+        <w:t>golden-rings</w:t>
+      </w:r>
+      <w:proofErr w:type="gramEnd"/>
+      <w:r>
+        <w:t>: 5</w:t>
+      </w:r>
+    </w:p>
+    <w:p>
+      <w:r>
+        <w:lastRenderedPageBreak/>
+        <w:t xml:space="preserve">   </w:t>
+      </w:r>
+      <w:proofErr w:type="gramStart"/>
+      <w:r>
+        <w:t>partridges</w:t>
+      </w:r>
+      <w:proofErr w:type="gramEnd"/>
+      <w:r>
+        <w:t>:</w:t>
+      </w:r>
+    </w:p>
+    <w:p>
+      <w:r>
+        <w:t xml:space="preserve">     count: 1</w:t>
+      </w:r>
+    </w:p>
+    <w:p>
+      <w:r>
+        <w:t xml:space="preserve">     location: "a pear tree"</w:t>
+      </w:r>
+    </w:p>
+    <w:p>
+      <w:r>
+        <w:t xml:space="preserve">   turtle-doves: two</w:t>
+      </w:r>
+    </w:p>
     <w:p/>
     <w:p>
-      <w:proofErr w:type="spellStart"/>
-      <w:r>
-        <w:t>xmas</w:t>
-      </w:r>
-      <w:proofErr w:type="spellEnd"/>
-      <w:r>
-        <w:t>-fifth-day:</w:t>
-      </w:r>
-    </w:p>
-    <w:p>
-      <w:r>
-        <w:t xml:space="preserve">   calling-birds: four</w:t>
-      </w:r>
-    </w:p>
-    <w:p>
-      <w:r>
-        <w:t xml:space="preserve">   </w:t>
-      </w:r>
-      <w:proofErr w:type="spellStart"/>
-      <w:r>
-        <w:t>french</w:t>
-      </w:r>
-      <w:proofErr w:type="spellEnd"/>
-      <w:r>
-        <w:t>-hens: 3</w:t>
-      </w:r>
-    </w:p>
-    <w:p>
-      <w:r>
-        <w:t xml:space="preserve">   golden-rings: 5</w:t>
-      </w:r>
-    </w:p>
-    <w:p>
-      <w:r>
-        <w:t xml:space="preserve">   partridges:</w:t>
-      </w:r>
-    </w:p>
-    <w:p>
-      <w:r>
-        <w:t xml:space="preserve">     count: 1</w:t>
-      </w:r>
-    </w:p>
-    <w:p>
-      <w:r>
-        <w:t xml:space="preserve">     location: "a pear tree"</w:t>
-      </w:r>
-    </w:p>
-    <w:p>
-      <w:r>
-        <w:t xml:space="preserve">   turtle-doves: two</w:t>
+      <w:pPr>
+        <w:pStyle w:val="Heading1"/>
+      </w:pPr>
+      <w:r>
+        <w:t xml:space="preserve">Text-Processor Agnostic </w:t>
+      </w:r>
+      <w:r>
+        <w:t>Markup Language Definition</w:t>
+      </w:r>
+    </w:p>
+    <w:p>
+      <w:pPr>
+        <w:pStyle w:val="Heading2"/>
+      </w:pPr>
+      <w:r>
+        <w:t>Character Sets and Special Characters</w:t>
       </w:r>
     </w:p>
     <w:p/>
-    <w:p>
-      <w:pPr>
-        <w:pStyle w:val="Heading1"/>
-      </w:pPr>
-      <w:r>
-        <w:lastRenderedPageBreak/>
-        <w:t xml:space="preserve">Text-Processor Agnostic </w:t>
-      </w:r>
-      <w:r>
-        <w:t>Markup Language Definition</w:t>
-      </w:r>
-    </w:p>
-    <w:p>
-      <w:pPr>
-        <w:pStyle w:val="Heading2"/>
-      </w:pPr>
-      <w:r>
-        <w:t>Character Sets and Special Characters</w:t>
-      </w:r>
-    </w:p>
-    <w:p>
-      <w:r>
-        <w:t>TBD.</w:t>
-      </w:r>
-    </w:p>
     <w:p>
       <w:pPr>
         <w:pStyle w:val="Heading2"/>
@@ -961,6 +1450,119 @@
 <file path=word/numbering.xml><?xml version="1.0" encoding="utf-8"?>
 <w:numbering xmlns:wpc="http://schemas.microsoft.com/office/word/2010/wordprocessingCanvas" xmlns:cx="http://schemas.microsoft.com/office/drawing/2014/chartex" xmlns:cx1="http://schemas.microsoft.com/office/drawing/2015/9/8/chartex" xmlns:cx2="http://schemas.microsoft.com/office/drawing/2015/10/21/chartex" xmlns:cx3="http://schemas.microsoft.com/office/drawing/2016/5/9/chartex" xmlns:cx4="http://schemas.microsoft.com/office/drawing/2016/5/10/chartex" xmlns:cx5="http://schemas.microsoft.com/office/drawing/2016/5/11/chartex" xmlns:cx6="http://schemas.microsoft.com/office/drawing/2016/5/12/chartex" xmlns:cx7="http://schemas.microsoft.com/office/drawing/2016/5/13/chartex" xmlns:cx8="http://schemas.microsoft.com/office/drawing/2016/5/14/chartex" xmlns:mc="http://schemas.openxmlformats.org/markup-compatibility/2006" xmlns:aink="http://schemas.microsoft.com/office/drawing/2016/ink" xmlns:am3d="http://schemas.microsoft.com/office/drawing/2017/model3d" xmlns:o="urn:schemas-microsoft-com:office:office" xmlns:oel="http://schemas.microsoft.com/office/2019/extlst" xmlns:r="http://schemas.openxmlformats.org/officeDocument/2006/relationships" xmlns:m="http://schemas.openxmlformats.org/officeDocument/2006/math" xmlns:v="urn:schemas-microsoft-com:vml" xmlns:wp14="http://schemas.microsoft.com/office/word/2010/wordprocessingDrawing" xmlns:wp="http://schemas.openxmlformats.org/drawingml/2006/wordprocessingDrawing" xmlns:w10="urn:schemas-microsoft-com:office:word" xmlns:w="http://schemas.openxmlformats.org/wordprocessingml/2006/main" xmlns:w14="http://schemas.microsoft.com/office/word/2010/wordml" xmlns:w15="http://schemas.microsoft.com/office/word/2012/wordml" xmlns:w16cex="http://schemas.microsoft.com/office/word/2018/wordml/cex" xmlns:w16cid="http://schemas.microsoft.com/office/word/2016/wordml/cid" xmlns:w16="http://schemas.microsoft.com/office/word/2018/wordml" xmlns:w16du="http://schemas.microsoft.com/office/word/2023/wordml/word16du" xmlns:w16sdtdh="http://schemas.microsoft.com/office/word/2020/wordml/sdtdatahash" xmlns:w16sdtfl="http://schemas.microsoft.com/office/word/2024/wordml/sdtformatlock" xmlns:w16se="http://schemas.microsoft.com/office/word/2015/wordml/symex" xmlns:wpg="http://schemas.microsoft.com/office/word/2010/wordprocessingGroup" xmlns:wpi="http://schemas.microsoft.com/office/word/2010/wordprocessingInk" xmlns:wne="http://schemas.microsoft.com/office/word/2006/wordml" xmlns:wps="http://schemas.microsoft.com/office/word/2010/wordprocessingShape" mc:Ignorable="w14 w15 w16se w16cid w16 w16cex w16sdtdh w16sdtfl w16du wp14">
   <w:abstractNum w:abstractNumId="0" w15:restartNumberingAfterBreak="0">
+    <w:nsid w:val="29DA4AB6"/>
+    <w:multiLevelType w:val="hybridMultilevel"/>
+    <w:tmpl w:val="D8B896A8"/>
+    <w:lvl w:ilvl="0" w:tplc="04090001">
+      <w:start w:val="1"/>
+      <w:numFmt w:val="bullet"/>
+      <w:lvlText w:val=""/>
+      <w:lvlJc w:val="left"/>
+      <w:pPr>
+        <w:ind w:left="720" w:hanging="360"/>
+      </w:pPr>
+      <w:rPr>
+        <w:rFonts w:ascii="Symbol" w:hAnsi="Symbol" w:hint="default"/>
+      </w:rPr>
+    </w:lvl>
+    <w:lvl w:ilvl="1" w:tplc="04090003">
+      <w:start w:val="1"/>
+      <w:numFmt w:val="bullet"/>
+      <w:lvlText w:val="o"/>
+      <w:lvlJc w:val="left"/>
+      <w:pPr>
+        <w:ind w:left="1440" w:hanging="360"/>
+      </w:pPr>
+      <w:rPr>
+        <w:rFonts w:ascii="Courier New" w:hAnsi="Courier New" w:cs="Courier New" w:hint="default"/>
+      </w:rPr>
+    </w:lvl>
+    <w:lvl w:ilvl="2" w:tplc="04090005" w:tentative="1">
+      <w:start w:val="1"/>
+      <w:numFmt w:val="bullet"/>
+      <w:lvlText w:val=""/>
+      <w:lvlJc w:val="left"/>
+      <w:pPr>
+        <w:ind w:left="2160" w:hanging="360"/>
+      </w:pPr>
+      <w:rPr>
+        <w:rFonts w:ascii="Wingdings" w:hAnsi="Wingdings" w:hint="default"/>
+      </w:rPr>
+    </w:lvl>
+    <w:lvl w:ilvl="3" w:tplc="04090001" w:tentative="1">
+      <w:start w:val="1"/>
+      <w:numFmt w:val="bullet"/>
+      <w:lvlText w:val=""/>
+      <w:lvlJc w:val="left"/>
+      <w:pPr>
+        <w:ind w:left="2880" w:hanging="360"/>
+      </w:pPr>
+      <w:rPr>
+        <w:rFonts w:ascii="Symbol" w:hAnsi="Symbol" w:hint="default"/>
+      </w:rPr>
+    </w:lvl>
+    <w:lvl w:ilvl="4" w:tplc="04090003" w:tentative="1">
+      <w:start w:val="1"/>
+      <w:numFmt w:val="bullet"/>
+      <w:lvlText w:val="o"/>
+      <w:lvlJc w:val="left"/>
+      <w:pPr>
+        <w:ind w:left="3600" w:hanging="360"/>
+      </w:pPr>
+      <w:rPr>
+        <w:rFonts w:ascii="Courier New" w:hAnsi="Courier New" w:cs="Courier New" w:hint="default"/>
+      </w:rPr>
+    </w:lvl>
+    <w:lvl w:ilvl="5" w:tplc="04090005" w:tentative="1">
+      <w:start w:val="1"/>
+      <w:numFmt w:val="bullet"/>
+      <w:lvlText w:val=""/>
+      <w:lvlJc w:val="left"/>
+      <w:pPr>
+        <w:ind w:left="4320" w:hanging="360"/>
+      </w:pPr>
+      <w:rPr>
+        <w:rFonts w:ascii="Wingdings" w:hAnsi="Wingdings" w:hint="default"/>
+      </w:rPr>
+    </w:lvl>
+    <w:lvl w:ilvl="6" w:tplc="04090001" w:tentative="1">
+      <w:start w:val="1"/>
+      <w:numFmt w:val="bullet"/>
+      <w:lvlText w:val=""/>
+      <w:lvlJc w:val="left"/>
+      <w:pPr>
+        <w:ind w:left="5040" w:hanging="360"/>
+      </w:pPr>
+      <w:rPr>
+        <w:rFonts w:ascii="Symbol" w:hAnsi="Symbol" w:hint="default"/>
+      </w:rPr>
+    </w:lvl>
+    <w:lvl w:ilvl="7" w:tplc="04090003" w:tentative="1">
+      <w:start w:val="1"/>
+      <w:numFmt w:val="bullet"/>
+      <w:lvlText w:val="o"/>
+      <w:lvlJc w:val="left"/>
+      <w:pPr>
+        <w:ind w:left="5760" w:hanging="360"/>
+      </w:pPr>
+      <w:rPr>
+        <w:rFonts w:ascii="Courier New" w:hAnsi="Courier New" w:cs="Courier New" w:hint="default"/>
+      </w:rPr>
+    </w:lvl>
+    <w:lvl w:ilvl="8" w:tplc="04090005" w:tentative="1">
+      <w:start w:val="1"/>
+      <w:numFmt w:val="bullet"/>
+      <w:lvlText w:val=""/>
+      <w:lvlJc w:val="left"/>
+      <w:pPr>
+        <w:ind w:left="6480" w:hanging="360"/>
+      </w:pPr>
+      <w:rPr>
+        <w:rFonts w:ascii="Wingdings" w:hAnsi="Wingdings" w:hint="default"/>
+      </w:rPr>
+    </w:lvl>
+  </w:abstractNum>
+  <w:abstractNum w:abstractNumId="1" w15:restartNumberingAfterBreak="0">
     <w:nsid w:val="2CEB7C59"/>
     <w:multiLevelType w:val="hybridMultilevel"/>
     <w:tmpl w:val="54FA7862"/>
@@ -1073,7 +1675,7 @@
       </w:rPr>
     </w:lvl>
   </w:abstractNum>
-  <w:abstractNum w:abstractNumId="1" w15:restartNumberingAfterBreak="0">
+  <w:abstractNum w:abstractNumId="2" w15:restartNumberingAfterBreak="0">
     <w:nsid w:val="501A28DE"/>
     <w:multiLevelType w:val="hybridMultilevel"/>
     <w:tmpl w:val="EFA8C812"/>
@@ -1186,7 +1788,7 @@
       </w:rPr>
     </w:lvl>
   </w:abstractNum>
-  <w:abstractNum w:abstractNumId="2" w15:restartNumberingAfterBreak="0">
+  <w:abstractNum w:abstractNumId="3" w15:restartNumberingAfterBreak="0">
     <w:nsid w:val="5E292647"/>
     <w:multiLevelType w:val="hybridMultilevel"/>
     <w:tmpl w:val="516E70EA"/>
@@ -1299,7 +1901,7 @@
       </w:rPr>
     </w:lvl>
   </w:abstractNum>
-  <w:abstractNum w:abstractNumId="3" w15:restartNumberingAfterBreak="0">
+  <w:abstractNum w:abstractNumId="4" w15:restartNumberingAfterBreak="0">
     <w:nsid w:val="6B22499C"/>
     <w:multiLevelType w:val="hybridMultilevel"/>
     <w:tmpl w:val="3B848538"/>
@@ -1385,7 +1987,7 @@
       </w:pPr>
     </w:lvl>
   </w:abstractNum>
-  <w:abstractNum w:abstractNumId="4" w15:restartNumberingAfterBreak="0">
+  <w:abstractNum w:abstractNumId="5" w15:restartNumberingAfterBreak="0">
     <w:nsid w:val="73001E4F"/>
     <w:multiLevelType w:val="multilevel"/>
     <w:tmpl w:val="04090025"/>
@@ -1480,7 +2082,7 @@
       </w:pPr>
     </w:lvl>
   </w:abstractNum>
-  <w:abstractNum w:abstractNumId="5" w15:restartNumberingAfterBreak="0">
+  <w:abstractNum w:abstractNumId="6" w15:restartNumberingAfterBreak="0">
     <w:nsid w:val="73555111"/>
     <w:multiLevelType w:val="hybridMultilevel"/>
     <w:tmpl w:val="8A8A7040"/>
@@ -1593,22 +2195,141 @@
       </w:rPr>
     </w:lvl>
   </w:abstractNum>
+  <w:abstractNum w:abstractNumId="7" w15:restartNumberingAfterBreak="0">
+    <w:nsid w:val="7D8E044C"/>
+    <w:multiLevelType w:val="hybridMultilevel"/>
+    <w:tmpl w:val="18F00334"/>
+    <w:lvl w:ilvl="0" w:tplc="04090001">
+      <w:start w:val="1"/>
+      <w:numFmt w:val="bullet"/>
+      <w:lvlText w:val=""/>
+      <w:lvlJc w:val="left"/>
+      <w:pPr>
+        <w:ind w:left="720" w:hanging="360"/>
+      </w:pPr>
+      <w:rPr>
+        <w:rFonts w:ascii="Symbol" w:hAnsi="Symbol" w:hint="default"/>
+      </w:rPr>
+    </w:lvl>
+    <w:lvl w:ilvl="1" w:tplc="04090003" w:tentative="1">
+      <w:start w:val="1"/>
+      <w:numFmt w:val="bullet"/>
+      <w:lvlText w:val="o"/>
+      <w:lvlJc w:val="left"/>
+      <w:pPr>
+        <w:ind w:left="1440" w:hanging="360"/>
+      </w:pPr>
+      <w:rPr>
+        <w:rFonts w:ascii="Courier New" w:hAnsi="Courier New" w:cs="Courier New" w:hint="default"/>
+      </w:rPr>
+    </w:lvl>
+    <w:lvl w:ilvl="2" w:tplc="04090005" w:tentative="1">
+      <w:start w:val="1"/>
+      <w:numFmt w:val="bullet"/>
+      <w:lvlText w:val=""/>
+      <w:lvlJc w:val="left"/>
+      <w:pPr>
+        <w:ind w:left="2160" w:hanging="360"/>
+      </w:pPr>
+      <w:rPr>
+        <w:rFonts w:ascii="Wingdings" w:hAnsi="Wingdings" w:hint="default"/>
+      </w:rPr>
+    </w:lvl>
+    <w:lvl w:ilvl="3" w:tplc="04090001" w:tentative="1">
+      <w:start w:val="1"/>
+      <w:numFmt w:val="bullet"/>
+      <w:lvlText w:val=""/>
+      <w:lvlJc w:val="left"/>
+      <w:pPr>
+        <w:ind w:left="2880" w:hanging="360"/>
+      </w:pPr>
+      <w:rPr>
+        <w:rFonts w:ascii="Symbol" w:hAnsi="Symbol" w:hint="default"/>
+      </w:rPr>
+    </w:lvl>
+    <w:lvl w:ilvl="4" w:tplc="04090003" w:tentative="1">
+      <w:start w:val="1"/>
+      <w:numFmt w:val="bullet"/>
+      <w:lvlText w:val="o"/>
+      <w:lvlJc w:val="left"/>
+      <w:pPr>
+        <w:ind w:left="3600" w:hanging="360"/>
+      </w:pPr>
+      <w:rPr>
+        <w:rFonts w:ascii="Courier New" w:hAnsi="Courier New" w:cs="Courier New" w:hint="default"/>
+      </w:rPr>
+    </w:lvl>
+    <w:lvl w:ilvl="5" w:tplc="04090005" w:tentative="1">
+      <w:start w:val="1"/>
+      <w:numFmt w:val="bullet"/>
+      <w:lvlText w:val=""/>
+      <w:lvlJc w:val="left"/>
+      <w:pPr>
+        <w:ind w:left="4320" w:hanging="360"/>
+      </w:pPr>
+      <w:rPr>
+        <w:rFonts w:ascii="Wingdings" w:hAnsi="Wingdings" w:hint="default"/>
+      </w:rPr>
+    </w:lvl>
+    <w:lvl w:ilvl="6" w:tplc="04090001" w:tentative="1">
+      <w:start w:val="1"/>
+      <w:numFmt w:val="bullet"/>
+      <w:lvlText w:val=""/>
+      <w:lvlJc w:val="left"/>
+      <w:pPr>
+        <w:ind w:left="5040" w:hanging="360"/>
+      </w:pPr>
+      <w:rPr>
+        <w:rFonts w:ascii="Symbol" w:hAnsi="Symbol" w:hint="default"/>
+      </w:rPr>
+    </w:lvl>
+    <w:lvl w:ilvl="7" w:tplc="04090003" w:tentative="1">
+      <w:start w:val="1"/>
+      <w:numFmt w:val="bullet"/>
+      <w:lvlText w:val="o"/>
+      <w:lvlJc w:val="left"/>
+      <w:pPr>
+        <w:ind w:left="5760" w:hanging="360"/>
+      </w:pPr>
+      <w:rPr>
+        <w:rFonts w:ascii="Courier New" w:hAnsi="Courier New" w:cs="Courier New" w:hint="default"/>
+      </w:rPr>
+    </w:lvl>
+    <w:lvl w:ilvl="8" w:tplc="04090005" w:tentative="1">
+      <w:start w:val="1"/>
+      <w:numFmt w:val="bullet"/>
+      <w:lvlText w:val=""/>
+      <w:lvlJc w:val="left"/>
+      <w:pPr>
+        <w:ind w:left="6480" w:hanging="360"/>
+      </w:pPr>
+      <w:rPr>
+        <w:rFonts w:ascii="Wingdings" w:hAnsi="Wingdings" w:hint="default"/>
+      </w:rPr>
+    </w:lvl>
+  </w:abstractNum>
   <w:num w:numId="1" w16cid:durableId="1558277913">
+    <w:abstractNumId w:val="4"/>
+  </w:num>
+  <w:num w:numId="2" w16cid:durableId="1122960403">
+    <w:abstractNumId w:val="5"/>
+  </w:num>
+  <w:num w:numId="3" w16cid:durableId="1503007710">
+    <w:abstractNumId w:val="2"/>
+  </w:num>
+  <w:num w:numId="4" w16cid:durableId="308096522">
+    <w:abstractNumId w:val="6"/>
+  </w:num>
+  <w:num w:numId="5" w16cid:durableId="1388451693">
     <w:abstractNumId w:val="3"/>
   </w:num>
-  <w:num w:numId="2" w16cid:durableId="1122960403">
-    <w:abstractNumId w:val="4"/>
-  </w:num>
-  <w:num w:numId="3" w16cid:durableId="1503007710">
+  <w:num w:numId="6" w16cid:durableId="700865035">
     <w:abstractNumId w:val="1"/>
   </w:num>
-  <w:num w:numId="4" w16cid:durableId="308096522">
-    <w:abstractNumId w:val="5"/>
+  <w:num w:numId="7" w16cid:durableId="275261161">
+    <w:abstractNumId w:val="7"/>
   </w:num>
-  <w:num w:numId="5" w16cid:durableId="1388451693">
-    <w:abstractNumId w:val="2"/>
-  </w:num>
-  <w:num w:numId="6" w16cid:durableId="700865035">
+  <w:num w:numId="8" w16cid:durableId="542330679">
     <w:abstractNumId w:val="0"/>
   </w:num>
 </w:numbering>
@@ -2097,7 +2818,6 @@
     <w:next w:val="Normal"/>
     <w:link w:val="Heading4Char"/>
     <w:uiPriority w:val="9"/>
-    <w:semiHidden/>
     <w:unhideWhenUsed/>
     <w:qFormat/>
     <w:rsid w:val="00093C54"/>
@@ -2318,7 +3038,6 @@
     <w:basedOn w:val="DefaultParagraphFont"/>
     <w:link w:val="Heading4"/>
     <w:uiPriority w:val="9"/>
-    <w:semiHidden/>
     <w:rsid w:val="00093C54"/>
     <w:rPr>
       <w:rFonts w:eastAsiaTheme="majorEastAsia" w:cstheme="majorBidi"/>

--- a/book_sm_epub/tools/epubtxtproc/doc/epubtxtproc.docx
+++ b/book_sm_epub/tools/epubtxtproc/doc/epubtxtproc.docx
@@ -753,13 +753,18 @@
       </w:r>
       <w:proofErr w:type="spellEnd"/>
     </w:p>
-    <w:p/>
+    <w:p>
+      <w:r>
+        <w:t>The base directory where input files are read.  This path should not include a trailing path separator.</w:t>
+      </w:r>
+    </w:p>
     <w:p>
       <w:pPr>
         <w:pStyle w:val="Heading4"/>
       </w:pPr>
       <w:proofErr w:type="spellStart"/>
       <w:r>
+        <w:lastRenderedPageBreak/>
         <w:t>cover_graphic</w:t>
       </w:r>
       <w:proofErr w:type="spellEnd"/>
@@ -771,7 +776,6 @@
     </w:p>
     <w:p>
       <w:r>
-        <w:lastRenderedPageBreak/>
         <w:t xml:space="preserve">For </w:t>
       </w:r>
       <w:proofErr w:type="spellStart"/>
@@ -1004,6 +1008,95 @@
       </w:r>
     </w:p>
     <w:p>
+      <w:pPr>
+        <w:pStyle w:val="Heading4"/>
+      </w:pPr>
+      <w:proofErr w:type="spellStart"/>
+      <w:r>
+        <w:t>equation_graphics_input_directory</w:t>
+      </w:r>
+      <w:proofErr w:type="spellEnd"/>
+    </w:p>
+    <w:p>
+      <w:r>
+        <w:t xml:space="preserve">The directory, relative to </w:t>
+      </w:r>
+      <w:proofErr w:type="spellStart"/>
+      <w:r>
+        <w:t>base_input_directory</w:t>
+      </w:r>
+      <w:proofErr w:type="spellEnd"/>
+      <w:r>
+        <w:t>, where equation graphics are contained.</w:t>
+      </w:r>
+    </w:p>
+    <w:p>
+      <w:pPr>
+        <w:pStyle w:val="Heading4"/>
+      </w:pPr>
+      <w:proofErr w:type="spellStart"/>
+      <w:r>
+        <w:t>equation_graphics_output_directory</w:t>
+      </w:r>
+      <w:proofErr w:type="spellEnd"/>
+    </w:p>
+    <w:p>
+      <w:r>
+        <w:t xml:space="preserve">The directory, relative to </w:t>
+      </w:r>
+      <w:proofErr w:type="spellStart"/>
+      <w:r>
+        <w:t>base_input_directory</w:t>
+      </w:r>
+      <w:proofErr w:type="spellEnd"/>
+      <w:r>
+        <w:t>, where equation graphics are stored.</w:t>
+      </w:r>
+    </w:p>
+    <w:p>
+      <w:pPr>
+        <w:pStyle w:val="Heading4"/>
+      </w:pPr>
+      <w:proofErr w:type="spellStart"/>
+      <w:r>
+        <w:t>figure_graphics_input_directory</w:t>
+      </w:r>
+      <w:proofErr w:type="spellEnd"/>
+    </w:p>
+    <w:p/>
+    <w:p>
+      <w:pPr>
+        <w:pStyle w:val="Heading4"/>
+      </w:pPr>
+      <w:proofErr w:type="spellStart"/>
+      <w:r>
+        <w:t>figure_graphics_output_directory</w:t>
+      </w:r>
+      <w:proofErr w:type="spellEnd"/>
+    </w:p>
+    <w:p/>
+    <w:p>
+      <w:pPr>
+        <w:pStyle w:val="Heading4"/>
+      </w:pPr>
+      <w:proofErr w:type="spellStart"/>
+      <w:r>
+        <w:lastRenderedPageBreak/>
+        <w:t>max_output_line_len</w:t>
+      </w:r>
+      <w:proofErr w:type="spellEnd"/>
+    </w:p>
+    <w:p/>
+    <w:p/>
+    <w:p>
+      <w:pPr>
+        <w:pStyle w:val="Heading3"/>
+      </w:pPr>
+      <w:r>
+        <w:t>LaTeX-Specific Conversion Options</w:t>
+      </w:r>
+    </w:p>
+    <w:p>
       <w:r>
         <w:t>TBD.</w:t>
       </w:r>
@@ -1013,7 +1106,7 @@
         <w:pStyle w:val="Heading3"/>
       </w:pPr>
       <w:r>
-        <w:t>LaTeX-Specific Conversion Options</w:t>
+        <w:t>HTML-Specific Conversion Options</w:t>
       </w:r>
     </w:p>
     <w:p>
@@ -1023,10 +1116,359 @@
     </w:p>
     <w:p>
       <w:pPr>
+        <w:pStyle w:val="Heading1"/>
+      </w:pPr>
+      <w:r>
+        <w:t xml:space="preserve">Text-Processor Agnostic </w:t>
+      </w:r>
+      <w:r>
+        <w:t>Markup Language Definition</w:t>
+      </w:r>
+    </w:p>
+    <w:p>
+      <w:pPr>
+        <w:pStyle w:val="Heading2"/>
+      </w:pPr>
+      <w:r>
+        <w:t>Overview of the Agnostic Markup Language</w:t>
+      </w:r>
+    </w:p>
+    <w:p>
+      <w:r>
+        <w:t>The agnostic markup language closely mirrors LaTeX, with these differences.</w:t>
+      </w:r>
+    </w:p>
+    <w:p>
+      <w:pPr>
+        <w:pStyle w:val="ListParagraph"/>
+        <w:numPr>
+          <w:ilvl w:val="0"/>
+          <w:numId w:val="9"/>
+        </w:numPr>
+      </w:pPr>
+      <w:r>
+        <w:t>Additional commands are added that have no analogue in LaTeX.</w:t>
+      </w:r>
+    </w:p>
+    <w:p>
+      <w:pPr>
+        <w:pStyle w:val="ListParagraph"/>
+        <w:numPr>
+          <w:ilvl w:val="0"/>
+          <w:numId w:val="9"/>
+        </w:numPr>
+      </w:pPr>
+      <w:r>
+        <w:t xml:space="preserve">Certain </w:t>
+      </w:r>
+      <w:proofErr w:type="gramStart"/>
+      <w:r>
+        <w:t>identically-named</w:t>
+      </w:r>
+      <w:proofErr w:type="gramEnd"/>
+      <w:r>
+        <w:t xml:space="preserve"> commands are different or take a different number or type of parameters.</w:t>
+      </w:r>
+    </w:p>
+    <w:p>
+      <w:r>
+        <w:t>The SHA1 cryptographic hash is used throughout for indexing, especially equations.</w:t>
+      </w:r>
+    </w:p>
+    <w:p>
+      <w:pPr>
+        <w:pStyle w:val="Heading2"/>
+      </w:pPr>
+      <w:r>
+        <w:t>Character Sets and Special Characters</w:t>
+      </w:r>
+    </w:p>
+    <w:p/>
+    <w:p>
+      <w:pPr>
+        <w:pStyle w:val="Heading2"/>
+      </w:pPr>
+      <w:r>
+        <w:t>Lines and Line Breaks</w:t>
+      </w:r>
+    </w:p>
+    <w:p/>
+    <w:p>
+      <w:pPr>
+        <w:pStyle w:val="Heading2"/>
+      </w:pPr>
+      <w:r>
+        <w:t xml:space="preserve">Directing Content to Only </w:t>
+      </w:r>
+      <w:proofErr w:type="spellStart"/>
+      <w:r>
+        <w:t>epub</w:t>
+      </w:r>
+      <w:proofErr w:type="spellEnd"/>
+      <w:r>
+        <w:t>, LaTeX, or HTML</w:t>
+      </w:r>
+    </w:p>
+    <w:p>
+      <w:r>
+        <w:t xml:space="preserve">The </w:t>
+      </w:r>
+      <w:r>
+        <w:rPr>
+          <w:i/>
+          <w:iCs/>
+        </w:rPr>
+        <w:t>\</w:t>
+      </w:r>
+      <w:proofErr w:type="spellStart"/>
+      <w:r>
+        <w:rPr>
+          <w:i/>
+          <w:iCs/>
+        </w:rPr>
+        <w:t>directedcontent</w:t>
+      </w:r>
+      <w:proofErr w:type="spellEnd"/>
+      <w:r>
+        <w:rPr>
+          <w:i/>
+          <w:iCs/>
+        </w:rPr>
+        <w:t>[</w:t>
+      </w:r>
+      <w:r>
+        <w:rPr>
+          <w:i/>
+          <w:iCs/>
+        </w:rPr>
+        <w:t>channels</w:t>
+      </w:r>
+      <w:proofErr w:type="gramStart"/>
+      <w:r>
+        <w:rPr>
+          <w:i/>
+          <w:iCs/>
+        </w:rPr>
+        <w:t>]{</w:t>
+      </w:r>
+      <w:proofErr w:type="gramEnd"/>
+      <w:r>
+        <w:rPr>
+          <w:i/>
+          <w:iCs/>
+        </w:rPr>
+        <w:t>}</w:t>
+      </w:r>
+      <w:r>
+        <w:t xml:space="preserve"> command will produce corresponding output only to the specified channels.</w:t>
+      </w:r>
+    </w:p>
+    <w:p>
+      <w:r>
+        <w:rPr>
+          <w:i/>
+          <w:iCs/>
+        </w:rPr>
+        <w:t>\</w:t>
+      </w:r>
+      <w:proofErr w:type="spellStart"/>
+      <w:proofErr w:type="gramStart"/>
+      <w:r>
+        <w:rPr>
+          <w:i/>
+          <w:iCs/>
+        </w:rPr>
+        <w:t>directedcontent</w:t>
+      </w:r>
+      <w:proofErr w:type="spellEnd"/>
+      <w:proofErr w:type="gramEnd"/>
+      <w:r>
+        <w:t xml:space="preserve"> fills essentially the same role as the C preprocessor.  It is the first command </w:t>
+      </w:r>
+      <w:proofErr w:type="gramStart"/>
+      <w:r>
+        <w:t>processed,</w:t>
+      </w:r>
+      <w:proofErr w:type="gramEnd"/>
+      <w:r>
+        <w:t xml:space="preserve"> before all others.</w:t>
+      </w:r>
+    </w:p>
+    <w:p>
+      <w:pPr>
+        <w:pStyle w:val="Heading2"/>
+      </w:pPr>
+      <w:r>
+        <w:t>Labels, References, and Page References</w:t>
+      </w:r>
+    </w:p>
+    <w:p>
+      <w:r>
+        <w:t>The LaTeX \</w:t>
+      </w:r>
+      <w:proofErr w:type="gramStart"/>
+      <w:r>
+        <w:t>label{</w:t>
+      </w:r>
+      <w:proofErr w:type="gramEnd"/>
+      <w:r>
+        <w:t>}, \</w:t>
+      </w:r>
+      <w:proofErr w:type="gramStart"/>
+      <w:r>
+        <w:t>ref{</w:t>
+      </w:r>
+      <w:proofErr w:type="gramEnd"/>
+      <w:r>
+        <w:t>}, and \</w:t>
+      </w:r>
+      <w:proofErr w:type="spellStart"/>
+      <w:proofErr w:type="gramStart"/>
+      <w:r>
+        <w:t>pageref</w:t>
+      </w:r>
+      <w:proofErr w:type="spellEnd"/>
+      <w:r>
+        <w:t>{</w:t>
+      </w:r>
+      <w:proofErr w:type="gramEnd"/>
+      <w:r>
+        <w:t>} are processed.</w:t>
+      </w:r>
+    </w:p>
+    <w:p>
+      <w:r>
+        <w:t xml:space="preserve">It is assumed that labels are </w:t>
+      </w:r>
+      <w:proofErr w:type="gramStart"/>
+      <w:r>
+        <w:t>all of</w:t>
+      </w:r>
+      <w:proofErr w:type="gramEnd"/>
+      <w:r>
+        <w:t xml:space="preserve"> the form “cint</w:t>
+      </w:r>
+      <w:proofErr w:type="gramStart"/>
+      <w:r>
+        <w:t>0:spcx</w:t>
+      </w:r>
+      <w:proofErr w:type="gramEnd"/>
+      <w:r>
+        <w:t>9”, where colons are used to separate identifiers that begin with a letter and may end with digit(s).</w:t>
+      </w:r>
+    </w:p>
+    <w:p>
+      <w:r>
+        <w:lastRenderedPageBreak/>
+        <w:t>The author is responsible for assuring uniqueness.</w:t>
+      </w:r>
+    </w:p>
+    <w:p>
+      <w:r>
+        <w:t>\</w:t>
+      </w:r>
+      <w:proofErr w:type="spellStart"/>
+      <w:proofErr w:type="gramStart"/>
+      <w:r>
+        <w:t>pageref</w:t>
+      </w:r>
+      <w:proofErr w:type="spellEnd"/>
+      <w:r>
+        <w:t>{</w:t>
+      </w:r>
+      <w:proofErr w:type="gramEnd"/>
+      <w:r>
+        <w:t>} is only relevant for a document that lays out on physical pages.</w:t>
+      </w:r>
+    </w:p>
+    <w:p>
+      <w:r>
+        <w:t>\</w:t>
+      </w:r>
+      <w:proofErr w:type="spellStart"/>
+      <w:proofErr w:type="gramStart"/>
+      <w:r>
+        <w:t>secnumlink</w:t>
+      </w:r>
+      <w:proofErr w:type="spellEnd"/>
+      <w:r>
+        <w:t>{</w:t>
+      </w:r>
+      <w:proofErr w:type="gramEnd"/>
+      <w:r>
+        <w:t>}</w:t>
+      </w:r>
+    </w:p>
+    <w:p>
+      <w:r>
+        <w:t>\</w:t>
+      </w:r>
+      <w:proofErr w:type="spellStart"/>
+      <w:proofErr w:type="gramStart"/>
+      <w:r>
+        <w:t>secnumtitlelin</w:t>
+      </w:r>
+      <w:proofErr w:type="spellEnd"/>
+      <w:r>
+        <w:t>{</w:t>
+      </w:r>
+      <w:proofErr w:type="gramEnd"/>
+      <w:r>
+        <w:t>}</w:t>
+      </w:r>
+    </w:p>
+    <w:p>
+      <w:pPr>
+        <w:pStyle w:val="Heading2"/>
+      </w:pPr>
+      <w:r>
+        <w:t xml:space="preserve">Mathematical </w:t>
+      </w:r>
+      <w:r>
+        <w:t>Typesetting</w:t>
+      </w:r>
+      <w:r>
+        <w:t xml:space="preserve"> and Equations</w:t>
+      </w:r>
+    </w:p>
+    <w:p>
+      <w:r>
+        <w:t>TBD.</w:t>
+      </w:r>
+    </w:p>
+    <w:p>
+      <w:pPr>
         <w:pStyle w:val="Heading3"/>
       </w:pPr>
       <w:r>
-        <w:t>HTML-Specific Conversion Options</w:t>
+        <w:t>Inline Equations</w:t>
+      </w:r>
+    </w:p>
+    <w:p/>
+    <w:p>
+      <w:pPr>
+        <w:pStyle w:val="Heading3"/>
+      </w:pPr>
+      <w:r>
+        <w:t>Explicit Equations</w:t>
+      </w:r>
+    </w:p>
+    <w:p/>
+    <w:p>
+      <w:pPr>
+        <w:pStyle w:val="Heading3"/>
+      </w:pPr>
+      <w:r>
+        <w:t>Equation Arrays</w:t>
+      </w:r>
+    </w:p>
+    <w:p/>
+    <w:p>
+      <w:pPr>
+        <w:pStyle w:val="Heading2"/>
+      </w:pPr>
+      <w:r>
+        <w:t>Figures</w:t>
       </w:r>
     </w:p>
     <w:p>
@@ -1034,126 +1476,25 @@
         <w:t>TBD.</w:t>
       </w:r>
     </w:p>
-    <w:p/>
-    <w:p>
-      <w:proofErr w:type="spellStart"/>
-      <w:r>
-        <w:t>xmas</w:t>
-      </w:r>
-      <w:proofErr w:type="spellEnd"/>
-      <w:r>
-        <w:t>-</w:t>
-      </w:r>
-      <w:proofErr w:type="gramStart"/>
-      <w:r>
-        <w:t>fifth-day</w:t>
-      </w:r>
-      <w:proofErr w:type="gramEnd"/>
-      <w:r>
-        <w:t>:</w:t>
-      </w:r>
-    </w:p>
-    <w:p>
-      <w:r>
-        <w:t xml:space="preserve">   </w:t>
-      </w:r>
-      <w:proofErr w:type="gramStart"/>
-      <w:r>
-        <w:t>calling-birds</w:t>
-      </w:r>
-      <w:proofErr w:type="gramEnd"/>
-      <w:r>
-        <w:t>: four</w:t>
-      </w:r>
-    </w:p>
-    <w:p>
-      <w:r>
-        <w:t xml:space="preserve">   </w:t>
-      </w:r>
-      <w:proofErr w:type="spellStart"/>
-      <w:r>
-        <w:t>french</w:t>
-      </w:r>
-      <w:proofErr w:type="spellEnd"/>
-      <w:r>
-        <w:t>-hens: 3</w:t>
-      </w:r>
-    </w:p>
-    <w:p>
-      <w:r>
-        <w:t xml:space="preserve">   </w:t>
-      </w:r>
-      <w:proofErr w:type="gramStart"/>
-      <w:r>
-        <w:t>golden-rings</w:t>
-      </w:r>
-      <w:proofErr w:type="gramEnd"/>
-      <w:r>
-        <w:t>: 5</w:t>
-      </w:r>
-    </w:p>
-    <w:p>
-      <w:r>
-        <w:lastRenderedPageBreak/>
-        <w:t xml:space="preserve">   </w:t>
-      </w:r>
-      <w:proofErr w:type="gramStart"/>
-      <w:r>
-        <w:t>partridges</w:t>
-      </w:r>
-      <w:proofErr w:type="gramEnd"/>
-      <w:r>
-        <w:t>:</w:t>
-      </w:r>
-    </w:p>
-    <w:p>
-      <w:r>
-        <w:t xml:space="preserve">     count: 1</w:t>
-      </w:r>
-    </w:p>
-    <w:p>
-      <w:r>
-        <w:t xml:space="preserve">     location: "a pear tree"</w:t>
-      </w:r>
-    </w:p>
-    <w:p>
-      <w:r>
-        <w:t xml:space="preserve">   turtle-doves: two</w:t>
-      </w:r>
-    </w:p>
-    <w:p/>
-    <w:p>
-      <w:pPr>
-        <w:pStyle w:val="Heading1"/>
-      </w:pPr>
-      <w:r>
-        <w:t xml:space="preserve">Text-Processor Agnostic </w:t>
-      </w:r>
-      <w:r>
-        <w:t>Markup Language Definition</w:t>
-      </w:r>
-    </w:p>
     <w:p>
       <w:pPr>
         <w:pStyle w:val="Heading2"/>
       </w:pPr>
       <w:r>
-        <w:t>Character Sets and Special Characters</w:t>
-      </w:r>
-    </w:p>
-    <w:p/>
+        <w:t>Tables</w:t>
+      </w:r>
+    </w:p>
+    <w:p>
+      <w:r>
+        <w:t>TBD.</w:t>
+      </w:r>
+    </w:p>
     <w:p>
       <w:pPr>
         <w:pStyle w:val="Heading2"/>
       </w:pPr>
       <w:r>
-        <w:t xml:space="preserve">Mathematical </w:t>
-      </w:r>
-      <w:r>
-        <w:t>Typesetting</w:t>
-      </w:r>
-      <w:r>
-        <w:t xml:space="preserve"> and Equations</w:t>
+        <w:t>Index Entries</w:t>
       </w:r>
     </w:p>
     <w:p>
@@ -1161,33 +1502,6 @@
         <w:t>TBD.</w:t>
       </w:r>
     </w:p>
-    <w:p>
-      <w:pPr>
-        <w:pStyle w:val="Heading2"/>
-      </w:pPr>
-      <w:r>
-        <w:t>Figures</w:t>
-      </w:r>
-    </w:p>
-    <w:p>
-      <w:r>
-        <w:t>TBD.</w:t>
-      </w:r>
-    </w:p>
-    <w:p>
-      <w:pPr>
-        <w:pStyle w:val="Heading2"/>
-      </w:pPr>
-      <w:r>
-        <w:t>Tables</w:t>
-      </w:r>
-    </w:p>
-    <w:p>
-      <w:r>
-        <w:t>TBD.</w:t>
-      </w:r>
-    </w:p>
-    <w:p/>
     <w:p/>
     <w:sectPr>
       <w:footerReference w:type="default" r:id="rId8"/>
@@ -1308,7 +1622,7 @@
         <w:sz w:val="16"/>
         <w:szCs w:val="16"/>
       </w:rPr>
-      <w:t>5</w:t>
+      <w:t>23</w:t>
     </w:r>
     <w:r>
       <w:rPr>
@@ -1902,6 +2216,92 @@
     </w:lvl>
   </w:abstractNum>
   <w:abstractNum w:abstractNumId="4" w15:restartNumberingAfterBreak="0">
+    <w:nsid w:val="5E675A8A"/>
+    <w:multiLevelType w:val="hybridMultilevel"/>
+    <w:tmpl w:val="62387EA2"/>
+    <w:lvl w:ilvl="0" w:tplc="0409000F">
+      <w:start w:val="1"/>
+      <w:numFmt w:val="decimal"/>
+      <w:lvlText w:val="%1."/>
+      <w:lvlJc w:val="left"/>
+      <w:pPr>
+        <w:ind w:left="720" w:hanging="360"/>
+      </w:pPr>
+    </w:lvl>
+    <w:lvl w:ilvl="1" w:tplc="04090019" w:tentative="1">
+      <w:start w:val="1"/>
+      <w:numFmt w:val="lowerLetter"/>
+      <w:lvlText w:val="%2."/>
+      <w:lvlJc w:val="left"/>
+      <w:pPr>
+        <w:ind w:left="1440" w:hanging="360"/>
+      </w:pPr>
+    </w:lvl>
+    <w:lvl w:ilvl="2" w:tplc="0409001B" w:tentative="1">
+      <w:start w:val="1"/>
+      <w:numFmt w:val="lowerRoman"/>
+      <w:lvlText w:val="%3."/>
+      <w:lvlJc w:val="right"/>
+      <w:pPr>
+        <w:ind w:left="2160" w:hanging="180"/>
+      </w:pPr>
+    </w:lvl>
+    <w:lvl w:ilvl="3" w:tplc="0409000F" w:tentative="1">
+      <w:start w:val="1"/>
+      <w:numFmt w:val="decimal"/>
+      <w:lvlText w:val="%4."/>
+      <w:lvlJc w:val="left"/>
+      <w:pPr>
+        <w:ind w:left="2880" w:hanging="360"/>
+      </w:pPr>
+    </w:lvl>
+    <w:lvl w:ilvl="4" w:tplc="04090019" w:tentative="1">
+      <w:start w:val="1"/>
+      <w:numFmt w:val="lowerLetter"/>
+      <w:lvlText w:val="%5."/>
+      <w:lvlJc w:val="left"/>
+      <w:pPr>
+        <w:ind w:left="3600" w:hanging="360"/>
+      </w:pPr>
+    </w:lvl>
+    <w:lvl w:ilvl="5" w:tplc="0409001B" w:tentative="1">
+      <w:start w:val="1"/>
+      <w:numFmt w:val="lowerRoman"/>
+      <w:lvlText w:val="%6."/>
+      <w:lvlJc w:val="right"/>
+      <w:pPr>
+        <w:ind w:left="4320" w:hanging="180"/>
+      </w:pPr>
+    </w:lvl>
+    <w:lvl w:ilvl="6" w:tplc="0409000F" w:tentative="1">
+      <w:start w:val="1"/>
+      <w:numFmt w:val="decimal"/>
+      <w:lvlText w:val="%7."/>
+      <w:lvlJc w:val="left"/>
+      <w:pPr>
+        <w:ind w:left="5040" w:hanging="360"/>
+      </w:pPr>
+    </w:lvl>
+    <w:lvl w:ilvl="7" w:tplc="04090019" w:tentative="1">
+      <w:start w:val="1"/>
+      <w:numFmt w:val="lowerLetter"/>
+      <w:lvlText w:val="%8."/>
+      <w:lvlJc w:val="left"/>
+      <w:pPr>
+        <w:ind w:left="5760" w:hanging="360"/>
+      </w:pPr>
+    </w:lvl>
+    <w:lvl w:ilvl="8" w:tplc="0409001B" w:tentative="1">
+      <w:start w:val="1"/>
+      <w:numFmt w:val="lowerRoman"/>
+      <w:lvlText w:val="%9."/>
+      <w:lvlJc w:val="right"/>
+      <w:pPr>
+        <w:ind w:left="6480" w:hanging="180"/>
+      </w:pPr>
+    </w:lvl>
+  </w:abstractNum>
+  <w:abstractNum w:abstractNumId="5" w15:restartNumberingAfterBreak="0">
     <w:nsid w:val="6B22499C"/>
     <w:multiLevelType w:val="hybridMultilevel"/>
     <w:tmpl w:val="3B848538"/>
@@ -1987,7 +2387,7 @@
       </w:pPr>
     </w:lvl>
   </w:abstractNum>
-  <w:abstractNum w:abstractNumId="5" w15:restartNumberingAfterBreak="0">
+  <w:abstractNum w:abstractNumId="6" w15:restartNumberingAfterBreak="0">
     <w:nsid w:val="73001E4F"/>
     <w:multiLevelType w:val="multilevel"/>
     <w:tmpl w:val="04090025"/>
@@ -2082,7 +2482,7 @@
       </w:pPr>
     </w:lvl>
   </w:abstractNum>
-  <w:abstractNum w:abstractNumId="6" w15:restartNumberingAfterBreak="0">
+  <w:abstractNum w:abstractNumId="7" w15:restartNumberingAfterBreak="0">
     <w:nsid w:val="73555111"/>
     <w:multiLevelType w:val="hybridMultilevel"/>
     <w:tmpl w:val="8A8A7040"/>
@@ -2195,7 +2595,7 @@
       </w:rPr>
     </w:lvl>
   </w:abstractNum>
-  <w:abstractNum w:abstractNumId="7" w15:restartNumberingAfterBreak="0">
+  <w:abstractNum w:abstractNumId="8" w15:restartNumberingAfterBreak="0">
     <w:nsid w:val="7D8E044C"/>
     <w:multiLevelType w:val="hybridMultilevel"/>
     <w:tmpl w:val="18F00334"/>
@@ -2309,16 +2709,16 @@
     </w:lvl>
   </w:abstractNum>
   <w:num w:numId="1" w16cid:durableId="1558277913">
-    <w:abstractNumId w:val="4"/>
+    <w:abstractNumId w:val="5"/>
   </w:num>
   <w:num w:numId="2" w16cid:durableId="1122960403">
-    <w:abstractNumId w:val="5"/>
+    <w:abstractNumId w:val="6"/>
   </w:num>
   <w:num w:numId="3" w16cid:durableId="1503007710">
     <w:abstractNumId w:val="2"/>
   </w:num>
   <w:num w:numId="4" w16cid:durableId="308096522">
-    <w:abstractNumId w:val="6"/>
+    <w:abstractNumId w:val="7"/>
   </w:num>
   <w:num w:numId="5" w16cid:durableId="1388451693">
     <w:abstractNumId w:val="3"/>
@@ -2327,10 +2727,13 @@
     <w:abstractNumId w:val="1"/>
   </w:num>
   <w:num w:numId="7" w16cid:durableId="275261161">
-    <w:abstractNumId w:val="7"/>
+    <w:abstractNumId w:val="8"/>
   </w:num>
   <w:num w:numId="8" w16cid:durableId="542330679">
     <w:abstractNumId w:val="0"/>
+  </w:num>
+  <w:num w:numId="9" w16cid:durableId="1625502628">
+    <w:abstractNumId w:val="4"/>
   </w:num>
 </w:numbering>
 </file>
